--- a/_inbox/PDI/07-gestao-projetos-tecnicos/atividade-3/7-apresentacao/pdi-gestao-projetos-tecnicos-a3.docx
+++ b/_inbox/PDI/07-gestao-projetos-tecnicos/atividade-3/7-apresentacao/pdi-gestao-projetos-tecnicos-a3.docx
@@ -24,7 +24,7 @@
           <w:b/>
           <w:sz w:val="46"/>
         </w:rPr>
-        <w:t>Gestao de Incidentes e Postmortems sem Culpa</w:t>
+        <w:t>Gestão de Incidentes e Postmortems sem Culpa</w:t>
       </w:r>
     </w:p>
     <w:p>
@@ -36,7 +36,7 @@
           <w:color w:val="6B7A8A"/>
           <w:sz w:val="24"/>
         </w:rPr>
-        <w:t>Documento Tecnico de PDI</w:t>
+        <w:t>Documento Técnico de PDI</w:t>
       </w:r>
     </w:p>
     <w:p>
@@ -72,7 +72,7 @@
           <w:color w:val="495560"/>
           <w:sz w:val="22"/>
         </w:rPr>
-        <w:t>Area: Automacao &amp; Infraestrutura</w:t>
+        <w:t>Área: Automação &amp; Infraestrutura</w:t>
         <w:br/>
       </w:r>
       <w:r>
@@ -102,12 +102,12 @@
     </w:p>
     <w:p>
       <w:r>
-        <w:t>Quando uma automacao da FV Marketing quebrava (relatorio nao chega, lead nao entra no CRM, webhook falha), a resposta era improviso no Slack: sem lider definido, sem registro do que foi tentado e sem aviso estruturado a operacao.</w:t>
+        <w:t>Quando uma automação da FV Marketing quebrava (relatório não chega, lead não entra no CRM, webhook falha), a resposta era improviso no Slack: sem líder definido, sem registro do que foi tentado e sem aviso estruturado a operação.</w:t>
       </w:r>
     </w:p>
     <w:p>
       <w:r>
-        <w:t>Depois do susto, nenhum registro: a licao evaporava e o mesmo incidente voltava meses depois, com o mesmo custo em leads e campanhas.</w:t>
+        <w:t>Depois do susto, nenhum registro: a lição evaporava e o mesmo incidente voltava meses depois, com o mesmo custo em leads e campanhas.</w:t>
       </w:r>
     </w:p>
     <w:p>
@@ -118,12 +118,12 @@
         <w:rPr>
           <w:color w:val="8B1E1E"/>
         </w:rPr>
-        <w:t>2. Diagnostico</w:t>
+        <w:t>2. Diagnóstico</w:t>
       </w:r>
     </w:p>
     <w:p>
       <w:r>
-        <w:t>Caso real de 18/08/2026: deploy com validacao nova derrubou o webhook Meta Ads (erro 500), 40 leads represados por 3h. A deteccao foi manual e levou 40 minutos; o rollback salvou, mas sem alerta, sem teste com payload real e sem checklist de deploy.</w:t>
+        <w:t>Caso real de 18/08/2026: deploy com validação nova derrubou o webhook Meta Ads (erro 500), 40 leads represados por 3h. A detecção foi manual e levou 40 minutos; o rollback salvou, mas sem alerta, sem teste com payload real e sem checklist de deploy.</w:t>
       </w:r>
     </w:p>
     <w:p>
@@ -139,7 +139,7 @@
         <w:pStyle w:val="ListBullet"/>
       </w:pPr>
       <w:r>
-        <w:t>Sem comandante, cada um investiga por conta propria</w:t>
+        <w:t>Sem comandante, cada um investiga por conta própria</w:t>
       </w:r>
     </w:p>
     <w:p>
@@ -158,12 +158,12 @@
         <w:rPr>
           <w:color w:val="8B1E1E"/>
         </w:rPr>
-        <w:t>3. Solucao</w:t>
+        <w:t>3. Solução</w:t>
       </w:r>
     </w:p>
     <w:p>
       <w:r>
-        <w:t>Resposta padronizada em ordem (classificar, mitigar, comunicar, resolver, registrar) com papeis e severidades S1 a S4, mais postmortem sem culpa em ate 5 dias uteis com acoes rastreadas no kanban.</w:t>
+        <w:t>Resposta padronizada em ordem (classificar, mitigar, comunicar, resolver, registrar) com papéis e severidades S1 a S4, mais postmortem sem culpa em até 5 dias úteis com ações rastreadas no kanban.</w:t>
       </w:r>
     </w:p>
     <w:p>
@@ -171,7 +171,7 @@
         <w:pStyle w:val="ListBullet"/>
       </w:pPr>
       <w:r>
-        <w:t>STANDARD-INCIDENTES-POSTMORTEM.md: severidades, papeis, ordem de resposta, regras do postmortem</w:t>
+        <w:t>STANDARD-INCIDENTES-POSTMORTEM.md: severidades, papéis, ordem de resposta, regras do postmortem</w:t>
       </w:r>
     </w:p>
     <w:p>
@@ -179,7 +179,7 @@
         <w:pStyle w:val="ListBullet"/>
       </w:pPr>
       <w:r>
-        <w:t>template-postmortem.md: template + exemplo real do webhook com 5 porques e 3 acoes</w:t>
+        <w:t>template-postmortem.md: template + exemplo real do webhook com 5 porquês e 3 ações</w:t>
       </w:r>
     </w:p>
     <w:p>
@@ -203,7 +203,7 @@
     </w:p>
     <w:p>
       <w:r>
-        <w:t>Sintoma vira severidade em 10 minutos, comandante assume com canal dedicado, mitigacao para o sangramento, operacao avisada com workaround e proxima atualizacao. No dia sai a timeline minima; em ate 5 dias uteis sai o postmortem, lido na review, com acoes virando cartoes ate Pronto.</w:t>
+        <w:t>Sintoma vira severidade em 10 minutos, comandante assume com canal dedicado, mitigação para o sangramento, operação avisada com workaround e próxima atualização. No dia sai a timeline mínima; em até 5 dias úteis sai o postmortem, lido na review, com ações virando cartões até Pronto.</w:t>
       </w:r>
     </w:p>
     <w:p>
@@ -244,7 +244,7 @@
           </w:tcPr>
           <w:p>
             <w:r>
-              <w:t>Conteudo</w:t>
+              <w:t>Conteúdo</w:t>
             </w:r>
           </w:p>
         </w:tc>
@@ -266,7 +266,7 @@
           </w:tcPr>
           <w:p>
             <w:r>
-              <w:t>Severidades, papeis, resposta e regras blameless</w:t>
+              <w:t>Severidades, papéis, resposta e regras blameless</w:t>
             </w:r>
           </w:p>
         </w:tc>
@@ -390,7 +390,7 @@
         <w:rPr>
           <w:color w:val="8B1E1E"/>
         </w:rPr>
-        <w:t>6. Metricas de sucesso</w:t>
+        <w:t>6. Métricas de sucesso</w:t>
       </w:r>
     </w:p>
     <w:tbl>
@@ -411,7 +411,7 @@
           </w:tcPr>
           <w:p>
             <w:r>
-              <w:t>Metrica</w:t>
+              <w:t>Métrica</w:t>
             </w:r>
           </w:p>
         </w:tc>
@@ -443,7 +443,7 @@
           </w:tcPr>
           <w:p>
             <w:r>
-              <w:t>Tempo medio de mitigacao (S1/S2)</w:t>
+              <w:t>Tempo médio de mitigação (S1/S2)</w:t>
             </w:r>
           </w:p>
         </w:tc>
@@ -453,7 +453,7 @@
           </w:tcPr>
           <w:p>
             <w:r>
-              <w:t>nao medido (estimado 4h+)</w:t>
+              <w:t>não medido (estimado 4h+)</w:t>
             </w:r>
           </w:p>
         </w:tc>
@@ -507,7 +507,7 @@
           </w:tcPr>
           <w:p>
             <w:r>
-              <w:t>Acoes de postmortem concluidas</w:t>
+              <w:t>Ações de postmortem concluídas</w:t>
             </w:r>
           </w:p>
         </w:tc>
@@ -517,7 +517,7 @@
           </w:tcPr>
           <w:p>
             <w:r>
-              <w:t>nao medido</w:t>
+              <w:t>não medido</w:t>
             </w:r>
           </w:p>
         </w:tc>
@@ -541,7 +541,7 @@
         <w:t xml:space="preserve">Nota: </w:t>
       </w:r>
       <w:r>
-        <w:t>Linha de base sera medida no proximo incidente real com o checklist; metas sao projetadas.</w:t>
+        <w:t>Linha de base será medida no próximo incidente real com o checklist; metas são projetadas.</w:t>
       </w:r>
     </w:p>
     <w:sectPr>
